--- a/Quiz-1/PPB Quiz 1.docx
+++ b/Quiz-1/PPB Quiz 1.docx
@@ -158,9 +158,6 @@
       <w:pPr>
         <w:spacing w:line="360" w:lineRule="auto"/>
         <w:jc w:val="both"/>
-        <w:rPr>
-          <w:rFonts w:ascii="Times New Roman" w:hAnsi="Times New Roman" w:cs="Times New Roman"/>
-        </w:rPr>
       </w:pPr>
       <w:r>
         <w:rPr>
@@ -185,15 +182,11 @@
         <w:r>
           <w:rPr>
             <w:rStyle w:val="Hyperlink"/>
-            <w:rFonts w:ascii="Times New Roman" w:hAnsi="Times New Roman" w:cs="Times New Roman"/>
           </w:rPr>
           <w:t>https://github.com/RicoSteven120206/PPB-Praktikum-242310037.git</w:t>
         </w:r>
       </w:hyperlink>
       <w:r>
-        <w:rPr>
-          <w:rFonts w:ascii="Times New Roman" w:hAnsi="Times New Roman" w:cs="Times New Roman"/>
-        </w:rPr>
         <w:t xml:space="preserve"> </w:t>
       </w:r>
     </w:p>
@@ -209,76 +202,80 @@
         <w:rPr>
           <w:rFonts w:ascii="Times New Roman" w:hAnsi="Times New Roman" w:cs="Times New Roman"/>
         </w:rPr>
-        <w:t xml:space="preserve">Pada tugas praktikum ini, pengembangan aplikasi dilanjutkan dengan menambahkan satu halaman baru yang difungsikan sebagai halaman pencarian buku. Halaman ini bertujuan untuk melatih pemahaman dalam pengelolaan komponen input, data berbasis array of object, serta interaksi pengguna melalui proses pencarian data secara dinamis. </w:t>
-      </w:r>
-      <w:r>
-        <w:rPr>
-          <w:rFonts w:ascii="Times New Roman" w:hAnsi="Times New Roman" w:cs="Times New Roman"/>
-          <w:b/>
-          <w:bCs/>
-        </w:rPr>
-        <w:t>Implementasi UI</w:t>
-      </w:r>
-      <w:r>
-        <w:rPr>
-          <w:rFonts w:ascii="Times New Roman" w:hAnsi="Times New Roman" w:cs="Times New Roman"/>
-        </w:rPr>
-        <w:t xml:space="preserve"> untuk fitur pencarian ini merupakan salah satu fitur dasar yang umum ditemukan pada aplikasi nyata, khususnya aplikasi berbasis koleksi atau katalog. </w:t>
+        <w:t>Buat sebuah app, dimana app tersebut akan menampilkan user list ( 4 - 6 user) Isi data dari tiap user = { nama, title, unit departement, email, portofolio = [ { code, nama, image } ], dan gambar }; Pengumpulan di Github dengan commit "Quiz 1 PPB", dan kirim bukti ke lms</w:t>
       </w:r>
     </w:p>
     <w:p>
       <w:pPr>
         <w:spacing w:after="0" w:line="360" w:lineRule="auto"/>
-        <w:jc w:val="both"/>
-        <w:rPr>
-          <w:rFonts w:ascii="Times New Roman" w:hAnsi="Times New Roman" w:cs="Times New Roman"/>
-          <w:b/>
-          <w:bCs/>
-        </w:rPr>
-      </w:pPr>
-      <w:r>
-        <w:rPr>
-          <w:rFonts w:ascii="Times New Roman" w:hAnsi="Times New Roman" w:cs="Times New Roman"/>
-          <w:b/>
-          <w:bCs/>
-        </w:rPr>
-        <w:t xml:space="preserve">Latihan 1: Membuat Halaman Search Page </w:t>
+        <w:rPr>
+          <w:rFonts w:ascii="Times New Roman" w:hAnsi="Times New Roman" w:cs="Times New Roman"/>
+        </w:rPr>
+      </w:pPr>
+      <w:r>
+        <w:rPr>
+          <w:rFonts w:ascii="Times New Roman" w:hAnsi="Times New Roman" w:cs="Times New Roman"/>
+        </w:rPr>
+        <w:t>Ada</w:t>
+      </w:r>
+      <w:r>
+        <w:rPr>
+          <w:rFonts w:ascii="Times New Roman" w:hAnsi="Times New Roman" w:cs="Times New Roman"/>
+        </w:rPr>
+        <w:t xml:space="preserve"> </w:t>
+      </w:r>
+      <w:r>
+        <w:rPr>
+          <w:rFonts w:ascii="Times New Roman" w:hAnsi="Times New Roman" w:cs="Times New Roman"/>
+        </w:rPr>
+        <w:t>2 Halaman (Tak Perlu Terhubung):</w:t>
+      </w:r>
+      <w:r>
+        <w:rPr>
+          <w:rFonts w:ascii="Times New Roman" w:hAnsi="Times New Roman" w:cs="Times New Roman"/>
+        </w:rPr>
+        <w:br/>
+        <w:t>1. User List</w:t>
+      </w:r>
+      <w:r>
+        <w:rPr>
+          <w:rFonts w:ascii="Times New Roman" w:hAnsi="Times New Roman" w:cs="Times New Roman"/>
+        </w:rPr>
+        <w:br/>
+        <w:t>2. User Profile</w:t>
       </w:r>
     </w:p>
     <w:p>
       <w:pPr>
         <w:spacing w:after="0" w:line="360" w:lineRule="auto"/>
-        <w:jc w:val="both"/>
-        <w:rPr>
-          <w:rFonts w:ascii="Times New Roman" w:hAnsi="Times New Roman" w:cs="Times New Roman"/>
-        </w:rPr>
-      </w:pPr>
-      <w:r>
-        <w:rPr>
-          <w:rFonts w:ascii="Times New Roman" w:hAnsi="Times New Roman" w:cs="Times New Roman"/>
-        </w:rPr>
-        <w:t xml:space="preserve">Buatlah RFC untuk SearchPage dimana halaman ini akan menampilkan sebuah Text Input dan beberapa item buku yang telah dibuat pada latihan sebelumnya. Output: Tampilan akan seperti gambar disamping. </w:t>
+        <w:rPr>
+          <w:rFonts w:ascii="Times New Roman" w:hAnsi="Times New Roman" w:cs="Times New Roman"/>
+        </w:rPr>
+      </w:pPr>
+      <w:r>
+        <w:rPr>
+          <w:rFonts w:ascii="Times New Roman" w:hAnsi="Times New Roman" w:cs="Times New Roman"/>
+        </w:rPr>
+        <w:t>Source Code:</w:t>
       </w:r>
     </w:p>
     <w:p>
       <w:pPr>
         <w:spacing w:after="0" w:line="360" w:lineRule="auto"/>
-        <w:jc w:val="both"/>
-        <w:rPr>
-          <w:rFonts w:ascii="Times New Roman" w:hAnsi="Times New Roman" w:cs="Times New Roman"/>
-        </w:rPr>
-      </w:pPr>
-      <w:r>
-        <w:rPr>
-          <w:rFonts w:ascii="Times New Roman" w:hAnsi="Times New Roman" w:cs="Times New Roman"/>
-        </w:rPr>
-        <w:t>Source Code</w:t>
+        <w:rPr>
+          <w:rFonts w:ascii="Times New Roman" w:hAnsi="Times New Roman" w:cs="Times New Roman"/>
+        </w:rPr>
+      </w:pPr>
+      <w:r>
+        <w:rPr>
+          <w:rFonts w:ascii="Times New Roman" w:hAnsi="Times New Roman" w:cs="Times New Roman"/>
+        </w:rPr>
+        <w:t>components/quiz-1/userList.jsx</w:t>
       </w:r>
     </w:p>
     <w:p>
       <w:pPr>
         <w:spacing w:after="0" w:line="360" w:lineRule="auto"/>
-        <w:jc w:val="both"/>
         <w:rPr>
           <w:rFonts w:ascii="Times New Roman" w:hAnsi="Times New Roman" w:cs="Times New Roman"/>
         </w:rPr>
@@ -288,10 +285,10 @@
           <w:rFonts w:ascii="Times New Roman" w:hAnsi="Times New Roman" w:cs="Times New Roman"/>
         </w:rPr>
         <w:drawing>
-          <wp:inline distT="0" distB="0" distL="0" distR="0" wp14:anchorId="3C561185" wp14:editId="772DCE16">
-            <wp:extent cx="3183237" cy="3600450"/>
+          <wp:inline distT="0" distB="0" distL="0" distR="0" wp14:anchorId="07A5D123" wp14:editId="00598943">
+            <wp:extent cx="4138624" cy="4368800"/>
             <wp:effectExtent l="0" t="0" r="0" b="0"/>
-            <wp:docPr id="213388397" name="Picture 1"/>
+            <wp:docPr id="1121227529" name="Picture 1"/>
             <wp:cNvGraphicFramePr>
               <a:graphicFrameLocks xmlns:a="http://schemas.openxmlformats.org/drawingml/2006/main" noChangeAspect="1"/>
             </wp:cNvGraphicFramePr>
@@ -299,7 +296,7 @@
               <a:graphicData uri="http://schemas.openxmlformats.org/drawingml/2006/picture">
                 <pic:pic xmlns:pic="http://schemas.openxmlformats.org/drawingml/2006/picture">
                   <pic:nvPicPr>
-                    <pic:cNvPr id="213388397" name=""/>
+                    <pic:cNvPr id="1121227529" name=""/>
                     <pic:cNvPicPr/>
                   </pic:nvPicPr>
                   <pic:blipFill>
@@ -311,7 +308,7 @@
                   <pic:spPr>
                     <a:xfrm>
                       <a:off x="0" y="0"/>
-                      <a:ext cx="3200015" cy="3619427"/>
+                      <a:ext cx="4153044" cy="4384022"/>
                     </a:xfrm>
                     <a:prstGeom prst="rect">
                       <a:avLst/>
@@ -326,8 +323,7 @@
     </w:p>
     <w:p>
       <w:pPr>
-        <w:spacing w:line="360" w:lineRule="auto"/>
-        <w:jc w:val="both"/>
+        <w:spacing w:after="0" w:line="360" w:lineRule="auto"/>
         <w:rPr>
           <w:rFonts w:ascii="Times New Roman" w:hAnsi="Times New Roman" w:cs="Times New Roman"/>
         </w:rPr>
@@ -337,13 +333,12 @@
           <w:rFonts w:ascii="Times New Roman" w:hAnsi="Times New Roman" w:cs="Times New Roman"/>
         </w:rPr>
         <w:lastRenderedPageBreak/>
-        <w:t>StyleSheet CSS</w:t>
+        <w:t>Components/quiz-1/userProfile.jsx</w:t>
       </w:r>
     </w:p>
     <w:p>
       <w:pPr>
-        <w:spacing w:line="360" w:lineRule="auto"/>
-        <w:jc w:val="both"/>
+        <w:spacing w:after="0" w:line="360" w:lineRule="auto"/>
         <w:rPr>
           <w:rFonts w:ascii="Times New Roman" w:hAnsi="Times New Roman" w:cs="Times New Roman"/>
         </w:rPr>
@@ -353,10 +348,10 @@
           <w:rFonts w:ascii="Times New Roman" w:hAnsi="Times New Roman" w:cs="Times New Roman"/>
         </w:rPr>
         <w:drawing>
-          <wp:inline distT="0" distB="0" distL="0" distR="0" wp14:anchorId="16C3737B" wp14:editId="4942F938">
-            <wp:extent cx="1803400" cy="2683800"/>
-            <wp:effectExtent l="0" t="0" r="6350" b="2540"/>
-            <wp:docPr id="1881150458" name="Picture 1"/>
+          <wp:inline distT="0" distB="0" distL="0" distR="0" wp14:anchorId="186392AD" wp14:editId="0E17AFD6">
+            <wp:extent cx="4218726" cy="3956050"/>
+            <wp:effectExtent l="0" t="0" r="0" b="6350"/>
+            <wp:docPr id="438616213" name="Picture 1"/>
             <wp:cNvGraphicFramePr>
               <a:graphicFrameLocks xmlns:a="http://schemas.openxmlformats.org/drawingml/2006/main" noChangeAspect="1"/>
             </wp:cNvGraphicFramePr>
@@ -364,7 +359,7 @@
               <a:graphicData uri="http://schemas.openxmlformats.org/drawingml/2006/picture">
                 <pic:pic xmlns:pic="http://schemas.openxmlformats.org/drawingml/2006/picture">
                   <pic:nvPicPr>
-                    <pic:cNvPr id="1881150458" name=""/>
+                    <pic:cNvPr id="438616213" name=""/>
                     <pic:cNvPicPr/>
                   </pic:nvPicPr>
                   <pic:blipFill>
@@ -376,7 +371,7 @@
                   <pic:spPr>
                     <a:xfrm>
                       <a:off x="0" y="0"/>
-                      <a:ext cx="1806509" cy="2688426"/>
+                      <a:ext cx="4230977" cy="3967538"/>
                     </a:xfrm>
                     <a:prstGeom prst="rect">
                       <a:avLst/>
@@ -391,37 +386,34 @@
     </w:p>
     <w:p>
       <w:pPr>
-        <w:spacing w:line="360" w:lineRule="auto"/>
-        <w:jc w:val="both"/>
-        <w:rPr>
-          <w:rFonts w:ascii="Times New Roman" w:hAnsi="Times New Roman" w:cs="Times New Roman"/>
-        </w:rPr>
-      </w:pPr>
-      <w:r>
-        <w:rPr>
-          <w:rFonts w:ascii="Times New Roman" w:hAnsi="Times New Roman" w:cs="Times New Roman"/>
-        </w:rPr>
-        <w:t>Output</w:t>
+        <w:spacing w:after="0" w:line="360" w:lineRule="auto"/>
+        <w:rPr>
+          <w:rFonts w:ascii="Times New Roman" w:hAnsi="Times New Roman" w:cs="Times New Roman"/>
+        </w:rPr>
+      </w:pPr>
+      <w:r>
+        <w:rPr>
+          <w:rFonts w:ascii="Times New Roman" w:hAnsi="Times New Roman" w:cs="Times New Roman"/>
+        </w:rPr>
+        <w:t>Components/quiz-1/components/card_profile.jsx</w:t>
       </w:r>
     </w:p>
     <w:p>
       <w:pPr>
-        <w:spacing w:line="360" w:lineRule="auto"/>
-        <w:jc w:val="both"/>
-        <w:rPr>
-          <w:rFonts w:ascii="Times New Roman" w:hAnsi="Times New Roman" w:cs="Times New Roman"/>
-        </w:rPr>
-      </w:pPr>
-      <w:r>
-        <w:rPr>
-          <w:rFonts w:ascii="Times New Roman" w:hAnsi="Times New Roman" w:cs="Times New Roman"/>
-          <w:noProof/>
+        <w:spacing w:after="0" w:line="360" w:lineRule="auto"/>
+        <w:rPr>
+          <w:rFonts w:ascii="Times New Roman" w:hAnsi="Times New Roman" w:cs="Times New Roman"/>
+        </w:rPr>
+      </w:pPr>
+      <w:r>
+        <w:rPr>
+          <w:rFonts w:ascii="Times New Roman" w:hAnsi="Times New Roman" w:cs="Times New Roman"/>
         </w:rPr>
         <w:drawing>
-          <wp:inline distT="0" distB="0" distL="0" distR="0" wp14:anchorId="05C39FD6" wp14:editId="03D18E2C">
-            <wp:extent cx="3295294" cy="1454150"/>
-            <wp:effectExtent l="0" t="0" r="635" b="0"/>
-            <wp:docPr id="647972626" name="Picture 4"/>
+          <wp:inline distT="0" distB="0" distL="0" distR="0" wp14:anchorId="2B359645" wp14:editId="679DFB21">
+            <wp:extent cx="4406790" cy="4171950"/>
+            <wp:effectExtent l="0" t="0" r="0" b="0"/>
+            <wp:docPr id="417092954" name="Picture 1"/>
             <wp:cNvGraphicFramePr>
               <a:graphicFrameLocks xmlns:a="http://schemas.openxmlformats.org/drawingml/2006/main" noChangeAspect="1"/>
             </wp:cNvGraphicFramePr>
@@ -429,17 +421,11 @@
               <a:graphicData uri="http://schemas.openxmlformats.org/drawingml/2006/picture">
                 <pic:pic xmlns:pic="http://schemas.openxmlformats.org/drawingml/2006/picture">
                   <pic:nvPicPr>
-                    <pic:cNvPr id="647972626" name="Picture 647972626"/>
+                    <pic:cNvPr id="417092954" name=""/>
                     <pic:cNvPicPr/>
                   </pic:nvPicPr>
                   <pic:blipFill>
-                    <a:blip r:embed="rId9" cstate="print">
-                      <a:extLst>
-                        <a:ext uri="{28A0092B-C50C-407E-A947-70E740481C1C}">
-                          <a14:useLocalDpi xmlns:a14="http://schemas.microsoft.com/office/drawing/2010/main" val="0"/>
-                        </a:ext>
-                      </a:extLst>
-                    </a:blip>
+                    <a:blip r:embed="rId9"/>
                     <a:stretch>
                       <a:fillRect/>
                     </a:stretch>
@@ -447,7 +433,7 @@
                   <pic:spPr>
                     <a:xfrm>
                       <a:off x="0" y="0"/>
-                      <a:ext cx="3312482" cy="1461735"/>
+                      <a:ext cx="4424296" cy="4188523"/>
                     </a:xfrm>
                     <a:prstGeom prst="rect">
                       <a:avLst/>
@@ -463,56 +449,21 @@
     <w:p>
       <w:pPr>
         <w:spacing w:after="0" w:line="360" w:lineRule="auto"/>
-        <w:jc w:val="both"/>
-        <w:rPr>
-          <w:rFonts w:ascii="Times New Roman" w:hAnsi="Times New Roman" w:cs="Times New Roman"/>
-          <w:b/>
-          <w:bCs/>
-        </w:rPr>
-      </w:pPr>
-      <w:r>
-        <w:rPr>
-          <w:rFonts w:ascii="Times New Roman" w:hAnsi="Times New Roman" w:cs="Times New Roman"/>
-          <w:b/>
-          <w:bCs/>
-        </w:rPr>
-        <w:t xml:space="preserve">Latihan 2: Memanfaatkan reuseable komponen </w:t>
+        <w:rPr>
+          <w:rFonts w:ascii="Times New Roman" w:hAnsi="Times New Roman" w:cs="Times New Roman"/>
+        </w:rPr>
+      </w:pPr>
+      <w:r>
+        <w:rPr>
+          <w:rFonts w:ascii="Times New Roman" w:hAnsi="Times New Roman" w:cs="Times New Roman"/>
+        </w:rPr>
+        <w:lastRenderedPageBreak/>
+        <w:t>Components/quiz-1/components/card_portofolio.jsx</w:t>
       </w:r>
     </w:p>
     <w:p>
       <w:pPr>
         <w:spacing w:after="0" w:line="360" w:lineRule="auto"/>
-        <w:jc w:val="both"/>
-        <w:rPr>
-          <w:rFonts w:ascii="Times New Roman" w:hAnsi="Times New Roman" w:cs="Times New Roman"/>
-        </w:rPr>
-      </w:pPr>
-      <w:r>
-        <w:rPr>
-          <w:rFonts w:ascii="Times New Roman" w:hAnsi="Times New Roman" w:cs="Times New Roman"/>
-        </w:rPr>
-        <w:t>Pada gambar contoh disamping koleksi daftar item buku dapat anda panggil kembali tanpa perlu membuat komponen yang serupa. Yaitu memanggil pada komponen ScreenPage.</w:t>
-      </w:r>
-    </w:p>
-    <w:p>
-      <w:pPr>
-        <w:spacing w:line="360" w:lineRule="auto"/>
-        <w:jc w:val="both"/>
-        <w:rPr>
-          <w:rFonts w:ascii="Times New Roman" w:hAnsi="Times New Roman" w:cs="Times New Roman"/>
-        </w:rPr>
-      </w:pPr>
-      <w:r>
-        <w:rPr>
-          <w:rFonts w:ascii="Times New Roman" w:hAnsi="Times New Roman" w:cs="Times New Roman"/>
-        </w:rPr>
-        <w:t>Source Code</w:t>
-      </w:r>
-    </w:p>
-    <w:p>
-      <w:pPr>
-        <w:spacing w:line="360" w:lineRule="auto"/>
-        <w:jc w:val="both"/>
         <w:rPr>
           <w:rFonts w:ascii="Times New Roman" w:hAnsi="Times New Roman" w:cs="Times New Roman"/>
         </w:rPr>
@@ -522,10 +473,10 @@
           <w:rFonts w:ascii="Times New Roman" w:hAnsi="Times New Roman" w:cs="Times New Roman"/>
         </w:rPr>
         <w:drawing>
-          <wp:inline distT="0" distB="0" distL="0" distR="0" wp14:anchorId="1492A489" wp14:editId="322B936D">
-            <wp:extent cx="4794250" cy="1877119"/>
-            <wp:effectExtent l="0" t="0" r="6350" b="8890"/>
-            <wp:docPr id="1556664880" name="Picture 1"/>
+          <wp:inline distT="0" distB="0" distL="0" distR="0" wp14:anchorId="419460EE" wp14:editId="3DCA0951">
+            <wp:extent cx="3505809" cy="3879850"/>
+            <wp:effectExtent l="0" t="0" r="0" b="6350"/>
+            <wp:docPr id="687987801" name="Picture 1"/>
             <wp:cNvGraphicFramePr>
               <a:graphicFrameLocks xmlns:a="http://schemas.openxmlformats.org/drawingml/2006/main" noChangeAspect="1"/>
             </wp:cNvGraphicFramePr>
@@ -533,7 +484,7 @@
               <a:graphicData uri="http://schemas.openxmlformats.org/drawingml/2006/picture">
                 <pic:pic xmlns:pic="http://schemas.openxmlformats.org/drawingml/2006/picture">
                   <pic:nvPicPr>
-                    <pic:cNvPr id="1556664880" name=""/>
+                    <pic:cNvPr id="687987801" name=""/>
                     <pic:cNvPicPr/>
                   </pic:nvPicPr>
                   <pic:blipFill>
@@ -545,7 +496,7 @@
                   <pic:spPr>
                     <a:xfrm>
                       <a:off x="0" y="0"/>
-                      <a:ext cx="4801639" cy="1880012"/>
+                      <a:ext cx="3510969" cy="3885560"/>
                     </a:xfrm>
                     <a:prstGeom prst="rect">
                       <a:avLst/>
@@ -560,22 +511,48 @@
     </w:p>
     <w:p>
       <w:pPr>
-        <w:spacing w:line="360" w:lineRule="auto"/>
-        <w:jc w:val="both"/>
-        <w:rPr>
-          <w:rFonts w:ascii="Times New Roman" w:hAnsi="Times New Roman" w:cs="Times New Roman"/>
-        </w:rPr>
-      </w:pPr>
-      <w:r>
-        <w:rPr>
-          <w:rFonts w:ascii="Times New Roman" w:hAnsi="Times New Roman" w:cs="Times New Roman"/>
-        </w:rPr>
-        <w:lastRenderedPageBreak/>
+        <w:spacing w:after="0" w:line="360" w:lineRule="auto"/>
+        <w:rPr>
+          <w:rFonts w:ascii="Times New Roman" w:hAnsi="Times New Roman" w:cs="Times New Roman"/>
+        </w:rPr>
+      </w:pPr>
+      <w:r>
+        <w:rPr>
+          <w:rFonts w:ascii="Times New Roman" w:hAnsi="Times New Roman" w:cs="Times New Roman"/>
+        </w:rPr>
+        <w:t>Constants/list_users.jsx</w:t>
+      </w:r>
+    </w:p>
+    <w:p>
+      <w:pPr>
+        <w:spacing w:after="0" w:line="360" w:lineRule="auto"/>
+        <w:rPr>
+          <w:rFonts w:ascii="Times New Roman" w:hAnsi="Times New Roman" w:cs="Times New Roman"/>
+        </w:rPr>
+      </w:pPr>
+      <w:r>
+        <w:rPr>
+          <w:rFonts w:ascii="Times New Roman" w:hAnsi="Times New Roman" w:cs="Times New Roman"/>
+        </w:rPr>
+        <w:t>Pemisalan 1 contoh data Object</w:t>
+      </w:r>
+    </w:p>
+    <w:p>
+      <w:pPr>
+        <w:spacing w:after="0" w:line="360" w:lineRule="auto"/>
+        <w:rPr>
+          <w:rFonts w:ascii="Times New Roman" w:hAnsi="Times New Roman" w:cs="Times New Roman"/>
+        </w:rPr>
+      </w:pPr>
+      <w:r>
+        <w:rPr>
+          <w:rFonts w:ascii="Times New Roman" w:hAnsi="Times New Roman" w:cs="Times New Roman"/>
+        </w:rPr>
         <w:drawing>
-          <wp:inline distT="0" distB="0" distL="0" distR="0" wp14:anchorId="294305E1" wp14:editId="71C476A2">
-            <wp:extent cx="2825750" cy="1968884"/>
+          <wp:inline distT="0" distB="0" distL="0" distR="0" wp14:anchorId="74BFF0B7" wp14:editId="54CCE947">
+            <wp:extent cx="3417997" cy="4006850"/>
             <wp:effectExtent l="0" t="0" r="0" b="0"/>
-            <wp:docPr id="212653258" name="Picture 1"/>
+            <wp:docPr id="2022735457" name="Picture 1"/>
             <wp:cNvGraphicFramePr>
               <a:graphicFrameLocks xmlns:a="http://schemas.openxmlformats.org/drawingml/2006/main" noChangeAspect="1"/>
             </wp:cNvGraphicFramePr>
@@ -583,7 +560,7 @@
               <a:graphicData uri="http://schemas.openxmlformats.org/drawingml/2006/picture">
                 <pic:pic xmlns:pic="http://schemas.openxmlformats.org/drawingml/2006/picture">
                   <pic:nvPicPr>
-                    <pic:cNvPr id="212653258" name=""/>
+                    <pic:cNvPr id="2022735457" name=""/>
                     <pic:cNvPicPr/>
                   </pic:nvPicPr>
                   <pic:blipFill>
@@ -595,7 +572,7 @@
                   <pic:spPr>
                     <a:xfrm>
                       <a:off x="0" y="0"/>
-                      <a:ext cx="2839513" cy="1978474"/>
+                      <a:ext cx="3420208" cy="4009442"/>
                     </a:xfrm>
                     <a:prstGeom prst="rect">
                       <a:avLst/>
@@ -611,33 +588,48 @@
     <w:p>
       <w:pPr>
         <w:spacing w:after="0" w:line="360" w:lineRule="auto"/>
-        <w:jc w:val="both"/>
-        <w:rPr>
-          <w:rFonts w:ascii="Times New Roman" w:hAnsi="Times New Roman" w:cs="Times New Roman"/>
-        </w:rPr>
-      </w:pPr>
-      <w:r>
-        <w:rPr>
-          <w:rFonts w:ascii="Times New Roman" w:hAnsi="Times New Roman" w:cs="Times New Roman"/>
-        </w:rPr>
-        <w:t>Output</w:t>
-      </w:r>
-      <w:r>
-        <w:rPr>
-          <w:rFonts w:ascii="Times New Roman" w:hAnsi="Times New Roman" w:cs="Times New Roman"/>
-        </w:rPr>
-        <w:br/>
-      </w:r>
+        <w:rPr>
+          <w:rFonts w:ascii="Times New Roman" w:hAnsi="Times New Roman" w:cs="Times New Roman"/>
+        </w:rPr>
+      </w:pPr>
+      <w:r>
+        <w:rPr>
+          <w:rFonts w:ascii="Times New Roman" w:hAnsi="Times New Roman" w:cs="Times New Roman"/>
+        </w:rPr>
+        <w:lastRenderedPageBreak/>
+        <w:t>Outpu</w:t>
+      </w:r>
+      <w:r>
+        <w:rPr>
+          <w:rFonts w:ascii="Times New Roman" w:hAnsi="Times New Roman" w:cs="Times New Roman"/>
+        </w:rPr>
+        <w:t>t</w:t>
+      </w:r>
+    </w:p>
+    <w:p>
+      <w:pPr>
+        <w:rPr>
+          <w:rFonts w:ascii="Times New Roman" w:hAnsi="Times New Roman" w:cs="Times New Roman"/>
+        </w:rPr>
+      </w:pPr>
       <w:r>
         <w:rPr>
           <w:rFonts w:ascii="Times New Roman" w:hAnsi="Times New Roman" w:cs="Times New Roman"/>
           <w:noProof/>
         </w:rPr>
         <w:drawing>
-          <wp:inline distT="0" distB="0" distL="0" distR="0" wp14:anchorId="4630A31C" wp14:editId="16CAF97A">
-            <wp:extent cx="1577404" cy="3511550"/>
+          <wp:anchor distT="0" distB="0" distL="114300" distR="114300" simplePos="0" relativeHeight="251660288" behindDoc="1" locked="0" layoutInCell="1" allowOverlap="1" wp14:anchorId="2F41132A" wp14:editId="145972A7">
+            <wp:simplePos x="0" y="0"/>
+            <wp:positionH relativeFrom="column">
+              <wp:posOffset>2730500</wp:posOffset>
+            </wp:positionH>
+            <wp:positionV relativeFrom="paragraph">
+              <wp:posOffset>3820160</wp:posOffset>
+            </wp:positionV>
+            <wp:extent cx="1711120" cy="3810000"/>
             <wp:effectExtent l="0" t="0" r="3810" b="0"/>
-            <wp:docPr id="181477146" name="Picture 5"/>
+            <wp:wrapNone/>
+            <wp:docPr id="1806289345" name="Picture 3"/>
             <wp:cNvGraphicFramePr>
               <a:graphicFrameLocks xmlns:a="http://schemas.openxmlformats.org/drawingml/2006/main" noChangeAspect="1"/>
             </wp:cNvGraphicFramePr>
@@ -645,7 +637,7 @@
               <a:graphicData uri="http://schemas.openxmlformats.org/drawingml/2006/picture">
                 <pic:pic xmlns:pic="http://schemas.openxmlformats.org/drawingml/2006/picture">
                   <pic:nvPicPr>
-                    <pic:cNvPr id="181477146" name="Picture 181477146"/>
+                    <pic:cNvPr id="1806289345" name="Picture 1806289345"/>
                     <pic:cNvPicPr/>
                   </pic:nvPicPr>
                   <pic:blipFill>
@@ -663,7 +655,7 @@
                   <pic:spPr>
                     <a:xfrm>
                       <a:off x="0" y="0"/>
-                      <a:ext cx="1595973" cy="3552887"/>
+                      <a:ext cx="1715791" cy="3820401"/>
                     </a:xfrm>
                     <a:prstGeom prst="rect">
                       <a:avLst/>
@@ -672,8 +664,264 @@
                 </pic:pic>
               </a:graphicData>
             </a:graphic>
-          </wp:inline>
+            <wp14:sizeRelH relativeFrom="page">
+              <wp14:pctWidth>0</wp14:pctWidth>
+            </wp14:sizeRelH>
+            <wp14:sizeRelV relativeFrom="page">
+              <wp14:pctHeight>0</wp14:pctHeight>
+            </wp14:sizeRelV>
+          </wp:anchor>
         </w:drawing>
+      </w:r>
+      <w:r>
+        <w:rPr>
+          <w:rFonts w:ascii="Times New Roman" w:hAnsi="Times New Roman" w:cs="Times New Roman"/>
+          <w:noProof/>
+        </w:rPr>
+        <w:drawing>
+          <wp:anchor distT="0" distB="0" distL="114300" distR="114300" simplePos="0" relativeHeight="251661312" behindDoc="0" locked="0" layoutInCell="1" allowOverlap="1" wp14:anchorId="18483157" wp14:editId="330CFD2D">
+            <wp:simplePos x="0" y="0"/>
+            <wp:positionH relativeFrom="column">
+              <wp:posOffset>2025015</wp:posOffset>
+            </wp:positionH>
+            <wp:positionV relativeFrom="paragraph">
+              <wp:posOffset>3810</wp:posOffset>
+            </wp:positionV>
+            <wp:extent cx="1576705" cy="3510915"/>
+            <wp:effectExtent l="0" t="0" r="4445" b="0"/>
+            <wp:wrapNone/>
+            <wp:docPr id="1990234332" name="Picture 4"/>
+            <wp:cNvGraphicFramePr>
+              <a:graphicFrameLocks xmlns:a="http://schemas.openxmlformats.org/drawingml/2006/main" noChangeAspect="1"/>
+            </wp:cNvGraphicFramePr>
+            <a:graphic xmlns:a="http://schemas.openxmlformats.org/drawingml/2006/main">
+              <a:graphicData uri="http://schemas.openxmlformats.org/drawingml/2006/picture">
+                <pic:pic xmlns:pic="http://schemas.openxmlformats.org/drawingml/2006/picture">
+                  <pic:nvPicPr>
+                    <pic:cNvPr id="1990234332" name="Picture 1990234332"/>
+                    <pic:cNvPicPr/>
+                  </pic:nvPicPr>
+                  <pic:blipFill>
+                    <a:blip r:embed="rId13" cstate="print">
+                      <a:extLst>
+                        <a:ext uri="{28A0092B-C50C-407E-A947-70E740481C1C}">
+                          <a14:useLocalDpi xmlns:a14="http://schemas.microsoft.com/office/drawing/2010/main" val="0"/>
+                        </a:ext>
+                      </a:extLst>
+                    </a:blip>
+                    <a:stretch>
+                      <a:fillRect/>
+                    </a:stretch>
+                  </pic:blipFill>
+                  <pic:spPr>
+                    <a:xfrm>
+                      <a:off x="0" y="0"/>
+                      <a:ext cx="1576705" cy="3510915"/>
+                    </a:xfrm>
+                    <a:prstGeom prst="rect">
+                      <a:avLst/>
+                    </a:prstGeom>
+                  </pic:spPr>
+                </pic:pic>
+              </a:graphicData>
+            </a:graphic>
+            <wp14:sizeRelH relativeFrom="page">
+              <wp14:pctWidth>0</wp14:pctWidth>
+            </wp14:sizeRelH>
+            <wp14:sizeRelV relativeFrom="page">
+              <wp14:pctHeight>0</wp14:pctHeight>
+            </wp14:sizeRelV>
+          </wp:anchor>
+        </w:drawing>
+      </w:r>
+      <w:r>
+        <w:rPr>
+          <w:rFonts w:ascii="Times New Roman" w:hAnsi="Times New Roman" w:cs="Times New Roman"/>
+          <w:noProof/>
+        </w:rPr>
+        <w:drawing>
+          <wp:anchor distT="0" distB="0" distL="114300" distR="114300" simplePos="0" relativeHeight="251659264" behindDoc="1" locked="0" layoutInCell="1" allowOverlap="1" wp14:anchorId="18427496" wp14:editId="5A4C0FF5">
+            <wp:simplePos x="0" y="0"/>
+            <wp:positionH relativeFrom="column">
+              <wp:posOffset>3981450</wp:posOffset>
+            </wp:positionH>
+            <wp:positionV relativeFrom="paragraph">
+              <wp:posOffset>3810</wp:posOffset>
+            </wp:positionV>
+            <wp:extent cx="1562100" cy="3477023"/>
+            <wp:effectExtent l="0" t="0" r="0" b="9525"/>
+            <wp:wrapNone/>
+            <wp:docPr id="6792428" name="Picture 2"/>
+            <wp:cNvGraphicFramePr>
+              <a:graphicFrameLocks xmlns:a="http://schemas.openxmlformats.org/drawingml/2006/main" noChangeAspect="1"/>
+            </wp:cNvGraphicFramePr>
+            <a:graphic xmlns:a="http://schemas.openxmlformats.org/drawingml/2006/main">
+              <a:graphicData uri="http://schemas.openxmlformats.org/drawingml/2006/picture">
+                <pic:pic xmlns:pic="http://schemas.openxmlformats.org/drawingml/2006/picture">
+                  <pic:nvPicPr>
+                    <pic:cNvPr id="6792428" name="Picture 6792428"/>
+                    <pic:cNvPicPr/>
+                  </pic:nvPicPr>
+                  <pic:blipFill>
+                    <a:blip r:embed="rId14" cstate="print">
+                      <a:extLst>
+                        <a:ext uri="{28A0092B-C50C-407E-A947-70E740481C1C}">
+                          <a14:useLocalDpi xmlns:a14="http://schemas.microsoft.com/office/drawing/2010/main" val="0"/>
+                        </a:ext>
+                      </a:extLst>
+                    </a:blip>
+                    <a:stretch>
+                      <a:fillRect/>
+                    </a:stretch>
+                  </pic:blipFill>
+                  <pic:spPr>
+                    <a:xfrm>
+                      <a:off x="0" y="0"/>
+                      <a:ext cx="1564131" cy="3481545"/>
+                    </a:xfrm>
+                    <a:prstGeom prst="rect">
+                      <a:avLst/>
+                    </a:prstGeom>
+                  </pic:spPr>
+                </pic:pic>
+              </a:graphicData>
+            </a:graphic>
+            <wp14:sizeRelH relativeFrom="page">
+              <wp14:pctWidth>0</wp14:pctWidth>
+            </wp14:sizeRelH>
+            <wp14:sizeRelV relativeFrom="page">
+              <wp14:pctHeight>0</wp14:pctHeight>
+            </wp14:sizeRelV>
+          </wp:anchor>
+        </w:drawing>
+      </w:r>
+      <w:r>
+        <w:rPr>
+          <w:rFonts w:ascii="Times New Roman" w:hAnsi="Times New Roman" w:cs="Times New Roman"/>
+          <w:noProof/>
+        </w:rPr>
+        <w:drawing>
+          <wp:anchor distT="0" distB="0" distL="114300" distR="114300" simplePos="0" relativeHeight="251662336" behindDoc="0" locked="0" layoutInCell="1" allowOverlap="1" wp14:anchorId="24EAD1F9" wp14:editId="22DB8362">
+            <wp:simplePos x="0" y="0"/>
+            <wp:positionH relativeFrom="margin">
+              <wp:posOffset>374650</wp:posOffset>
+            </wp:positionH>
+            <wp:positionV relativeFrom="paragraph">
+              <wp:posOffset>3826510</wp:posOffset>
+            </wp:positionV>
+            <wp:extent cx="1728585" cy="3848100"/>
+            <wp:effectExtent l="0" t="0" r="5080" b="0"/>
+            <wp:wrapNone/>
+            <wp:docPr id="305640682" name="Picture 5"/>
+            <wp:cNvGraphicFramePr>
+              <a:graphicFrameLocks xmlns:a="http://schemas.openxmlformats.org/drawingml/2006/main" noChangeAspect="1"/>
+            </wp:cNvGraphicFramePr>
+            <a:graphic xmlns:a="http://schemas.openxmlformats.org/drawingml/2006/main">
+              <a:graphicData uri="http://schemas.openxmlformats.org/drawingml/2006/picture">
+                <pic:pic xmlns:pic="http://schemas.openxmlformats.org/drawingml/2006/picture">
+                  <pic:nvPicPr>
+                    <pic:cNvPr id="305640682" name="Picture 305640682"/>
+                    <pic:cNvPicPr/>
+                  </pic:nvPicPr>
+                  <pic:blipFill>
+                    <a:blip r:embed="rId15" cstate="print">
+                      <a:extLst>
+                        <a:ext uri="{28A0092B-C50C-407E-A947-70E740481C1C}">
+                          <a14:useLocalDpi xmlns:a14="http://schemas.microsoft.com/office/drawing/2010/main" val="0"/>
+                        </a:ext>
+                      </a:extLst>
+                    </a:blip>
+                    <a:stretch>
+                      <a:fillRect/>
+                    </a:stretch>
+                  </pic:blipFill>
+                  <pic:spPr>
+                    <a:xfrm>
+                      <a:off x="0" y="0"/>
+                      <a:ext cx="1728585" cy="3848100"/>
+                    </a:xfrm>
+                    <a:prstGeom prst="rect">
+                      <a:avLst/>
+                    </a:prstGeom>
+                  </pic:spPr>
+                </pic:pic>
+              </a:graphicData>
+            </a:graphic>
+            <wp14:sizeRelH relativeFrom="page">
+              <wp14:pctWidth>0</wp14:pctWidth>
+            </wp14:sizeRelH>
+            <wp14:sizeRelV relativeFrom="page">
+              <wp14:pctHeight>0</wp14:pctHeight>
+            </wp14:sizeRelV>
+          </wp:anchor>
+        </w:drawing>
+      </w:r>
+      <w:r>
+        <w:rPr>
+          <w:rFonts w:ascii="Times New Roman" w:hAnsi="Times New Roman" w:cs="Times New Roman"/>
+          <w:noProof/>
+        </w:rPr>
+        <w:drawing>
+          <wp:anchor distT="0" distB="0" distL="114300" distR="114300" simplePos="0" relativeHeight="251658240" behindDoc="1" locked="0" layoutInCell="1" allowOverlap="1" wp14:anchorId="3D9CFFB6" wp14:editId="6FCCE78A">
+            <wp:simplePos x="0" y="0"/>
+            <wp:positionH relativeFrom="margin">
+              <wp:align>left</wp:align>
+            </wp:positionH>
+            <wp:positionV relativeFrom="paragraph">
+              <wp:posOffset>22860</wp:posOffset>
+            </wp:positionV>
+            <wp:extent cx="1555750" cy="3463613"/>
+            <wp:effectExtent l="0" t="0" r="6350" b="3810"/>
+            <wp:wrapNone/>
+            <wp:docPr id="1689310181" name="Picture 1"/>
+            <wp:cNvGraphicFramePr>
+              <a:graphicFrameLocks xmlns:a="http://schemas.openxmlformats.org/drawingml/2006/main" noChangeAspect="1"/>
+            </wp:cNvGraphicFramePr>
+            <a:graphic xmlns:a="http://schemas.openxmlformats.org/drawingml/2006/main">
+              <a:graphicData uri="http://schemas.openxmlformats.org/drawingml/2006/picture">
+                <pic:pic xmlns:pic="http://schemas.openxmlformats.org/drawingml/2006/picture">
+                  <pic:nvPicPr>
+                    <pic:cNvPr id="1689310181" name="Picture 1689310181"/>
+                    <pic:cNvPicPr/>
+                  </pic:nvPicPr>
+                  <pic:blipFill>
+                    <a:blip r:embed="rId16" cstate="print">
+                      <a:extLst>
+                        <a:ext uri="{28A0092B-C50C-407E-A947-70E740481C1C}">
+                          <a14:useLocalDpi xmlns:a14="http://schemas.microsoft.com/office/drawing/2010/main" val="0"/>
+                        </a:ext>
+                      </a:extLst>
+                    </a:blip>
+                    <a:stretch>
+                      <a:fillRect/>
+                    </a:stretch>
+                  </pic:blipFill>
+                  <pic:spPr>
+                    <a:xfrm>
+                      <a:off x="0" y="0"/>
+                      <a:ext cx="1557674" cy="3467895"/>
+                    </a:xfrm>
+                    <a:prstGeom prst="rect">
+                      <a:avLst/>
+                    </a:prstGeom>
+                  </pic:spPr>
+                </pic:pic>
+              </a:graphicData>
+            </a:graphic>
+            <wp14:sizeRelH relativeFrom="page">
+              <wp14:pctWidth>0</wp14:pctWidth>
+            </wp14:sizeRelH>
+            <wp14:sizeRelV relativeFrom="page">
+              <wp14:pctHeight>0</wp14:pctHeight>
+            </wp14:sizeRelV>
+          </wp:anchor>
+        </w:drawing>
+      </w:r>
+      <w:r>
+        <w:rPr>
+          <w:rFonts w:ascii="Times New Roman" w:hAnsi="Times New Roman" w:cs="Times New Roman"/>
+        </w:rPr>
+        <w:br w:type="page"/>
       </w:r>
     </w:p>
     <w:p>
@@ -692,23 +940,8 @@
           <w:b/>
           <w:bCs/>
         </w:rPr>
-        <w:t xml:space="preserve">Latihan </w:t>
-      </w:r>
-      <w:r>
-        <w:rPr>
-          <w:rFonts w:ascii="Times New Roman" w:hAnsi="Times New Roman" w:cs="Times New Roman"/>
-          <w:b/>
-          <w:bCs/>
-        </w:rPr>
-        <w:t>3</w:t>
-      </w:r>
-      <w:r>
-        <w:rPr>
-          <w:rFonts w:ascii="Times New Roman" w:hAnsi="Times New Roman" w:cs="Times New Roman"/>
-          <w:b/>
-          <w:bCs/>
-        </w:rPr>
-        <w:t>: Laporan Singkat</w:t>
+        <w:lastRenderedPageBreak/>
+        <w:t>Latihan 3: Laporan Singkat</w:t>
       </w:r>
     </w:p>
     <w:p>
@@ -729,13 +962,13 @@
         <w:rPr>
           <w:rFonts w:ascii="Times New Roman" w:hAnsi="Times New Roman" w:cs="Times New Roman"/>
         </w:rPr>
-        <w:t xml:space="preserve">Buatlah dokumentasi dalam mengerjakan soal Latihan 1 hingga Latihan </w:t>
-      </w:r>
-      <w:r>
-        <w:rPr>
-          <w:rFonts w:ascii="Times New Roman" w:hAnsi="Times New Roman" w:cs="Times New Roman"/>
-        </w:rPr>
-        <w:t>2</w:t>
+        <w:t>Buatlah dokumentasi dalam mengerjakan soal</w:t>
+      </w:r>
+      <w:r>
+        <w:rPr>
+          <w:rFonts w:ascii="Times New Roman" w:hAnsi="Times New Roman" w:cs="Times New Roman"/>
+        </w:rPr>
+        <w:t xml:space="preserve"> Quiz 1 di LMS</w:t>
       </w:r>
       <w:r>
         <w:rPr>
@@ -762,13 +995,13 @@
         <w:rPr>
           <w:rFonts w:ascii="Times New Roman" w:hAnsi="Times New Roman" w:cs="Times New Roman"/>
         </w:rPr>
-        <w:t>Upload project tersebut pada GITHUB yang telah dibuat sebelumnya di repository "PPB-Praktikum-NPM", namun commit dengan nama "Tugas Praktikum-</w:t>
-      </w:r>
-      <w:r>
-        <w:rPr>
-          <w:rFonts w:ascii="Times New Roman" w:hAnsi="Times New Roman" w:cs="Times New Roman"/>
-        </w:rPr>
-        <w:t>4</w:t>
+        <w:t>Upload project tersebut pada GITHUB yang telah dibuat sebelumnya di repository "PPB-Praktikum-NPM", namun commit dengan nama "</w:t>
+      </w:r>
+      <w:r>
+        <w:rPr>
+          <w:rFonts w:ascii="Times New Roman" w:hAnsi="Times New Roman" w:cs="Times New Roman"/>
+        </w:rPr>
+        <w:t>PPB Quiz 1</w:t>
       </w:r>
       <w:r>
         <w:rPr>
@@ -824,25 +1057,15 @@
           <w:rFonts w:ascii="Times New Roman" w:hAnsi="Times New Roman" w:cs="Times New Roman"/>
         </w:rPr>
       </w:pPr>
-      <w:hyperlink r:id="rId13" w:history="1">
+      <w:hyperlink r:id="rId17" w:history="1">
         <w:r>
           <w:rPr>
             <w:rStyle w:val="Hyperlink"/>
-            <w:rFonts w:ascii="Times New Roman" w:hAnsi="Times New Roman" w:cs="Times New Roman"/>
           </w:rPr>
           <w:t>https://github.com/RicoSteven120206/PPB-Praktikum-242310037.git</w:t>
         </w:r>
       </w:hyperlink>
       <w:r>
-        <w:rPr>
-          <w:rFonts w:ascii="Times New Roman" w:hAnsi="Times New Roman" w:cs="Times New Roman"/>
-        </w:rPr>
-        <w:t xml:space="preserve"> </w:t>
-      </w:r>
-      <w:r>
-        <w:rPr>
-          <w:rFonts w:ascii="Times New Roman" w:hAnsi="Times New Roman" w:cs="Times New Roman"/>
-        </w:rPr>
         <w:t xml:space="preserve"> </w:t>
       </w:r>
     </w:p>
